--- a/figs_tables/PHAUS_benchmark_supp_best.docx
+++ b/figs_tables/PHAUS_benchmark_supp_best.docx
@@ -15,7 +15,7 @@
         <w:pStyle w:val="Normal"/>
       </w:pPr>
       <w:r>
-        <w:t xml:space="preserve">Optimal min-reads and min-replicates thresholds identified by grid search over &lt;ce&gt;&lt;b1&gt;, &lt;ce&gt;&lt;b2&gt;, and &lt;ce&gt;&lt;b3&gt; diversity metrics.</w:t>
+        <w:t xml:space="preserve">Optimal min-reads and min-replicates thresholds identified by grid search over α, β, and γ diversity metrics.</w:t>
       </w:r>
     </w:p>
     <w:p>
@@ -35,19 +35,19 @@
       <w:tblGrid>
         <w:gridCol w:w="1371"/>
         <w:gridCol w:w="1289"/>
-        <w:gridCol w:w="2001"/>
+        <w:gridCol w:w="1011"/>
         <w:gridCol w:w="891"/>
         <w:gridCol w:w="1183"/>
-        <w:gridCol w:w="1489"/>
-        <w:gridCol w:w="2321"/>
-        <w:gridCol w:w="1489"/>
-        <w:gridCol w:w="3511"/>
-        <w:gridCol w:w="1489"/>
-        <w:gridCol w:w="1489"/>
+        <w:gridCol w:w="911"/>
+        <w:gridCol w:w="1522"/>
+        <w:gridCol w:w="1307"/>
+        <w:gridCol w:w="2671"/>
+        <w:gridCol w:w="1303"/>
+        <w:gridCol w:w="1315"/>
       </w:tblGrid>
       <w:tr>
         <w:trPr>
-          <w:trHeight w:val="777" w:hRule="auto"/>
+          <w:trHeight w:val="733" w:hRule="auto"/>
           <w:tblHeader/>
         </w:trPr>
         <w:tc>
@@ -480,7 +480,7 @@
                 <w:szCs w:val="20"/>
                 <w:color w:val="FFFFFF"/>
               </w:rPr>
-              <w:t xml:space="preserve">(&lt;ce&gt;&lt;b1&gt;)</w:t>
+              <w:t xml:space="preserve">(α)</w:t>
             </w:r>
           </w:p>
         </w:tc>
@@ -548,7 +548,7 @@
                 <w:szCs w:val="20"/>
                 <w:color w:val="FFFFFF"/>
               </w:rPr>
-              <w:t xml:space="preserve">&lt;cf&gt;&lt;81&gt;</w:t>
+              <w:t xml:space="preserve">ρ</w:t>
             </w:r>
             <w:r>
               <w:rPr>
@@ -574,7 +574,7 @@
                 <w:szCs w:val="20"/>
                 <w:color w:val="FFFFFF"/>
               </w:rPr>
-              <w:t xml:space="preserve">(&lt;ce&gt;&lt;b1&gt;)</w:t>
+              <w:t xml:space="preserve">(α)</w:t>
             </w:r>
           </w:p>
         </w:tc>
@@ -668,7 +668,7 @@
                 <w:szCs w:val="20"/>
                 <w:color w:val="FFFFFF"/>
               </w:rPr>
-              <w:t xml:space="preserve">(&lt;ce&gt;&lt;b2&gt;)</w:t>
+              <w:t xml:space="preserve">(β)</w:t>
             </w:r>
           </w:p>
         </w:tc>
@@ -723,7 +723,7 @@
                 <w:szCs w:val="20"/>
                 <w:color w:val="FFFFFF"/>
               </w:rPr>
-              <w:t xml:space="preserve">Bray-Curtis Dist &lt;c2&gt;&lt;b1&gt; SD</w:t>
+              <w:t xml:space="preserve">Bray-Curtis Dist ± SD</w:t>
             </w:r>
             <w:r>
               <w:rPr>
@@ -749,7 +749,7 @@
                 <w:szCs w:val="20"/>
                 <w:color w:val="FFFFFF"/>
               </w:rPr>
-              <w:t xml:space="preserve">(&lt;ce&gt;&lt;b2&gt;)</w:t>
+              <w:t xml:space="preserve">(β)</w:t>
             </w:r>
           </w:p>
         </w:tc>
@@ -830,7 +830,7 @@
                 <w:szCs w:val="20"/>
                 <w:color w:val="FFFFFF"/>
               </w:rPr>
-              <w:t xml:space="preserve">(&lt;ce&gt;&lt;b3&gt;)</w:t>
+              <w:t xml:space="preserve">(γ)</w:t>
             </w:r>
           </w:p>
         </w:tc>
@@ -911,7 +911,7 @@
                 <w:szCs w:val="20"/>
                 <w:color w:val="FFFFFF"/>
               </w:rPr>
-              <w:t xml:space="preserve">(&lt;ce&gt;&lt;b3&gt;)</w:t>
+              <w:t xml:space="preserve">(γ)</w:t>
             </w:r>
           </w:p>
         </w:tc>
@@ -1081,7 +1081,7 @@
                 <w:szCs w:val="20"/>
                 <w:color w:val="000000"/>
               </w:rPr>
-              <w:t xml:space="preserve">&lt;e2&gt;&lt;89&gt;&lt;a5&gt;24</w:t>
+              <w:t xml:space="preserve">≥24</w:t>
             </w:r>
           </w:p>
         </w:tc>
@@ -1411,7 +1411,7 @@
                 <w:szCs w:val="20"/>
                 <w:color w:val="000000"/>
               </w:rPr>
-              <w:t xml:space="preserve">0.285 &lt;c2&gt;&lt;b1&gt; 0.108</w:t>
+              <w:t xml:space="preserve">0.285 ± 0.108</w:t>
             </w:r>
           </w:p>
         </w:tc>
@@ -1528,7 +1528,7 @@
       </w:tr>
       <w:tr>
         <w:trPr>
-          <w:trHeight w:val="612" w:hRule="auto"/>
+          <w:trHeight w:val="611" w:hRule="auto"/>
         </w:trPr>
         <w:tc>
           <w:tcPr>
@@ -1691,7 +1691,7 @@
                 <w:szCs w:val="20"/>
                 <w:color w:val="000000"/>
               </w:rPr>
-              <w:t xml:space="preserve">&lt;e2&gt;&lt;89&gt;&lt;a5&gt;25</w:t>
+              <w:t xml:space="preserve">≥25</w:t>
             </w:r>
           </w:p>
         </w:tc>
@@ -2021,7 +2021,7 @@
                 <w:szCs w:val="20"/>
                 <w:color w:val="000000"/>
               </w:rPr>
-              <w:t xml:space="preserve">0.349 &lt;c2&gt;&lt;b1&gt; 0.097</w:t>
+              <w:t xml:space="preserve">0.349 ± 0.097</w:t>
             </w:r>
           </w:p>
         </w:tc>
@@ -2301,7 +2301,7 @@
                 <w:szCs w:val="20"/>
                 <w:color w:val="000000"/>
               </w:rPr>
-              <w:t xml:space="preserve">&lt;e2&gt;&lt;89&gt;&lt;a5&gt;31</w:t>
+              <w:t xml:space="preserve">≥31</w:t>
             </w:r>
           </w:p>
         </w:tc>
@@ -2631,7 +2631,7 @@
                 <w:szCs w:val="20"/>
                 <w:color w:val="000000"/>
               </w:rPr>
-              <w:t xml:space="preserve">0.447 &lt;c2&gt;&lt;b1&gt; 0.081</w:t>
+              <w:t xml:space="preserve">0.447 ± 0.081</w:t>
             </w:r>
           </w:p>
         </w:tc>
@@ -2748,7 +2748,7 @@
       </w:tr>
       <w:tr>
         <w:trPr>
-          <w:trHeight w:val="612" w:hRule="auto"/>
+          <w:trHeight w:val="611" w:hRule="auto"/>
         </w:trPr>
         <w:tc>
           <w:tcPr>
@@ -2911,7 +2911,7 @@
                 <w:szCs w:val="20"/>
                 <w:color w:val="000000"/>
               </w:rPr>
-              <w:t xml:space="preserve">&lt;e2&gt;&lt;89&gt;&lt;a5&gt;33</w:t>
+              <w:t xml:space="preserve">≥33</w:t>
             </w:r>
           </w:p>
         </w:tc>
@@ -3241,7 +3241,7 @@
                 <w:szCs w:val="20"/>
                 <w:color w:val="000000"/>
               </w:rPr>
-              <w:t xml:space="preserve">0.332 &lt;c2&gt;&lt;b1&gt; 0.103</w:t>
+              <w:t xml:space="preserve">0.332 ± 0.103</w:t>
             </w:r>
           </w:p>
         </w:tc>
